--- a/LabWorks_2026/Лабораторная работа №12.docx
+++ b/LabWorks_2026/Лабораторная работа №12.docx
@@ -44,15 +44,7 @@
         </w:tabs>
       </w:pPr>
       <w:r>
-        <w:t>Проведение тестирования удобства использования (</w:t>
-      </w:r>
-      <w:proofErr w:type="spellStart"/>
-      <w:r>
-        <w:t>usability</w:t>
-      </w:r>
-      <w:proofErr w:type="spellEnd"/>
-      <w:r>
-        <w:t>) тестовой версии программного обеспечения (ПО) с целью оценки его качества.</w:t>
+        <w:t>Проведение тестирования удобства использования (usability) тестовой версии программного обеспечения (ПО) с целью оценки его качества.</w:t>
       </w:r>
     </w:p>
     <w:p>
@@ -75,47 +67,7 @@
         </w:tabs>
       </w:pPr>
       <w:r>
-        <w:t xml:space="preserve">Касьянова, Е. В. Юзабилити исследование программного </w:t>
-      </w:r>
-      <w:proofErr w:type="gramStart"/>
-      <w:r>
-        <w:t>продукта :</w:t>
-      </w:r>
-      <w:proofErr w:type="gramEnd"/>
-      <w:r>
-        <w:t xml:space="preserve"> учебное пособие / Е. В. Касьянова, М. А. Масюк. — </w:t>
-      </w:r>
-      <w:proofErr w:type="gramStart"/>
-      <w:r>
-        <w:t>Красноярск :</w:t>
-      </w:r>
-      <w:proofErr w:type="gramEnd"/>
-      <w:r>
-        <w:t xml:space="preserve"> </w:t>
-      </w:r>
-      <w:proofErr w:type="spellStart"/>
-      <w:r>
-        <w:t>СибГУ</w:t>
-      </w:r>
-      <w:proofErr w:type="spellEnd"/>
-      <w:r>
-        <w:t xml:space="preserve"> им. академика М. Ф. Решетнёва, 2022. — 94 с. — </w:t>
-      </w:r>
-      <w:proofErr w:type="gramStart"/>
-      <w:r>
-        <w:t>Текст :</w:t>
-      </w:r>
-      <w:proofErr w:type="gramEnd"/>
-      <w:r>
-        <w:t xml:space="preserve"> электронный // </w:t>
-      </w:r>
-      <w:proofErr w:type="gramStart"/>
-      <w:r>
-        <w:t>Лань :</w:t>
-      </w:r>
-      <w:proofErr w:type="gramEnd"/>
-      <w:r>
-        <w:t xml:space="preserve"> электронно-библиотечная система. — URL: </w:t>
+        <w:t xml:space="preserve">Касьянова, Е. В. Юзабилити исследование программного продукта : учебное пособие / Е. В. Касьянова, М. А. Масюк. — Красноярск : СибГУ им. академика М. Ф. Решетнёва, 2022. — 94 с. — Текст : электронный // Лань : электронно-библиотечная система. — URL: </w:t>
       </w:r>
       <w:hyperlink r:id="rId5" w:history="1">
         <w:r>
@@ -129,15 +81,7 @@
         <w:t xml:space="preserve"> </w:t>
       </w:r>
       <w:r>
-        <w:t xml:space="preserve">— Режим доступа: для </w:t>
-      </w:r>
-      <w:proofErr w:type="spellStart"/>
-      <w:r>
-        <w:t>авториз</w:t>
-      </w:r>
-      <w:proofErr w:type="spellEnd"/>
-      <w:r>
-        <w:t xml:space="preserve">. пользователей. </w:t>
+        <w:t xml:space="preserve">— Режим доступа: для авториз. пользователей. </w:t>
       </w:r>
     </w:p>
     <w:p>
@@ -219,35 +163,29 @@
         </w:r>
       </w:hyperlink>
     </w:p>
-    <w:p>
-      <w:pPr>
+    <w:p/>
+    <w:p>
+      <w:r>
+        <w:t xml:space="preserve">Разбиться на пары: один </w:t>
+      </w:r>
+      <w:r>
+        <w:t>выступает исследователем, другой – испытуемым</w:t>
+      </w:r>
+      <w:r>
+        <w:t>.</w:t>
+      </w:r>
+    </w:p>
+    <w:p>
+      <w:r>
+        <w:t>Подготовить протокол</w:t>
+      </w:r>
+      <w:r>
+        <w:t xml:space="preserve"> в </w:t>
+      </w:r>
+      <w:r>
         <w:rPr>
           <w:lang w:val="en-US"/>
         </w:rPr>
-      </w:pPr>
-    </w:p>
-    <w:p>
-      <w:r>
-        <w:t xml:space="preserve">Разбиться на пары: один </w:t>
-      </w:r>
-      <w:r>
-        <w:t>выступает исследователем, другой – испытуемым</w:t>
-      </w:r>
-      <w:r>
-        <w:t>.</w:t>
-      </w:r>
-    </w:p>
-    <w:p>
-      <w:r>
-        <w:t>Подготовить протокол</w:t>
-      </w:r>
-      <w:r>
-        <w:t xml:space="preserve"> в </w:t>
-      </w:r>
-      <w:r>
-        <w:rPr>
-          <w:lang w:val="en-US"/>
-        </w:rPr>
         <w:t>Excel</w:t>
       </w:r>
       <w:r>
@@ -337,15 +275,7 @@
         <w:t>оценку сложности по шкале SEQ</w:t>
       </w:r>
       <w:r>
-        <w:t xml:space="preserve"> (</w:t>
-      </w:r>
-      <w:proofErr w:type="gramStart"/>
-      <w:r>
-        <w:t>1-7</w:t>
-      </w:r>
-      <w:proofErr w:type="gramEnd"/>
-      <w:r>
-        <w:t>)</w:t>
+        <w:t xml:space="preserve"> (1-7)</w:t>
       </w:r>
       <w:r>
         <w:t>.</w:t>
@@ -458,13 +388,7 @@
         <w:t>.</w:t>
       </w:r>
     </w:p>
-    <w:p>
-      <w:pPr>
-        <w:rPr>
-          <w:lang w:val="en-US"/>
-        </w:rPr>
-      </w:pPr>
-    </w:p>
+    <w:p/>
     <w:p>
       <w:r>
         <w:lastRenderedPageBreak/>
@@ -593,80 +517,134 @@
       </w:r>
     </w:p>
     <w:p>
-      <w:pPr>
+      <w:r>
+        <w:t xml:space="preserve">Рассчитать показатель </w:t>
+      </w:r>
+      <w:r>
         <w:rPr>
           <w:lang w:val="en-US"/>
         </w:rPr>
-      </w:pPr>
-      <w:r>
-        <w:t xml:space="preserve">Рассчитать показатель </w:t>
+        <w:t>SEQ</w:t>
+      </w:r>
+      <w:r>
+        <w:t xml:space="preserve"> </w:t>
+      </w:r>
+      <w:r>
+        <w:t>для каждой отдельной задачи</w:t>
+      </w:r>
+      <w:r>
+        <w:t>.</w:t>
+      </w:r>
+    </w:p>
+    <w:p>
+      <w:r>
+        <w:t xml:space="preserve">Рассчитать </w:t>
+      </w:r>
+      <w:r>
+        <w:t xml:space="preserve">показатели </w:t>
       </w:r>
       <w:r>
         <w:rPr>
           <w:lang w:val="en-US"/>
         </w:rPr>
-        <w:t>SEQ</w:t>
+        <w:t>SUS</w:t>
       </w:r>
       <w:r>
         <w:t xml:space="preserve"> </w:t>
       </w:r>
       <w:r>
-        <w:t>для каждой отдельной задачи</w:t>
+        <w:t xml:space="preserve">и </w:t>
+      </w:r>
+      <w:r>
+        <w:rPr>
+          <w:lang w:val="en-US"/>
+        </w:rPr>
+        <w:t>NPS</w:t>
+      </w:r>
+      <w:r>
+        <w:t xml:space="preserve"> </w:t>
+      </w:r>
+      <w:r>
+        <w:t>для всего приложения в целом</w:t>
+      </w:r>
+    </w:p>
+    <w:p/>
+    <w:p>
+      <w:r>
+        <w:t>Определить три наиболее проблемных пользовательских сценария</w:t>
+      </w:r>
+      <w:r>
+        <w:t xml:space="preserve">, обосновать выбор </w:t>
+      </w:r>
+      <w:r>
+        <w:t>на основании измеренных метрик и наблюдений.</w:t>
+      </w:r>
+    </w:p>
+    <w:p>
+      <w:r>
+        <w:t xml:space="preserve">Сделать общий вывод по удобству использования </w:t>
+      </w:r>
+      <w:r>
+        <w:t>ПО.</w:t>
+      </w:r>
+    </w:p>
+    <w:p>
+      <w:pPr>
+        <w:pStyle w:val="1"/>
+        <w:tabs>
+          <w:tab w:val="clear" w:pos="360"/>
+        </w:tabs>
+        <w:ind w:firstLine="0"/>
+      </w:pPr>
+      <w:r>
+        <w:t>Порядок выполнения работы</w:t>
+      </w:r>
+    </w:p>
+    <w:p>
+      <w:pPr>
+        <w:pStyle w:val="2"/>
+        <w:tabs>
+          <w:tab w:val="clear" w:pos="360"/>
+        </w:tabs>
+      </w:pPr>
+      <w:r>
+        <w:t>Повторить теоретический материал п. 3.1;</w:t>
+      </w:r>
+    </w:p>
+    <w:p>
+      <w:pPr>
+        <w:pStyle w:val="2"/>
+        <w:tabs>
+          <w:tab w:val="clear" w:pos="360"/>
+        </w:tabs>
+      </w:pPr>
+      <w:r>
+        <w:t>Выполнить анализ и тестирование удобства использования ПО п. 5</w:t>
       </w:r>
       <w:r>
         <w:t>.</w:t>
       </w:r>
     </w:p>
     <w:p>
-      <w:r>
-        <w:t xml:space="preserve">Рассчитать </w:t>
-      </w:r>
-      <w:r>
-        <w:t xml:space="preserve">показатели </w:t>
-      </w:r>
-      <w:r>
-        <w:rPr>
-          <w:lang w:val="en-US"/>
-        </w:rPr>
-        <w:t>SUS</w:t>
-      </w:r>
-      <w:r>
-        <w:t xml:space="preserve"> </w:t>
-      </w:r>
-      <w:r>
-        <w:t xml:space="preserve">и </w:t>
-      </w:r>
-      <w:r>
-        <w:rPr>
-          <w:lang w:val="en-US"/>
-        </w:rPr>
-        <w:t>NPS</w:t>
-      </w:r>
-      <w:r>
-        <w:t xml:space="preserve"> </w:t>
-      </w:r>
-      <w:r>
-        <w:t>для всего приложения в целом</w:t>
-      </w:r>
-    </w:p>
-    <w:p/>
-    <w:p>
-      <w:r>
-        <w:t>Определить три наиболее проблемных пользовательских сценария</w:t>
-      </w:r>
-      <w:r>
-        <w:t xml:space="preserve">, обосновать выбор </w:t>
-      </w:r>
-      <w:r>
-        <w:t>на основании измеренных метрик и наблюдений.</w:t>
-      </w:r>
-    </w:p>
-    <w:p>
-      <w:r>
-        <w:t xml:space="preserve">Сделать общий вывод по удобству использования </w:t>
-      </w:r>
-      <w:r>
-        <w:t>ПО.</w:t>
+      <w:pPr>
+        <w:pStyle w:val="2"/>
+        <w:tabs>
+          <w:tab w:val="clear" w:pos="360"/>
+        </w:tabs>
+      </w:pPr>
+      <w:r>
+        <w:t>Ответить на контрольные вопросы п. 8;</w:t>
+      </w:r>
+    </w:p>
+    <w:p>
+      <w:pPr>
+        <w:pStyle w:val="2"/>
+        <w:tabs>
+          <w:tab w:val="clear" w:pos="360"/>
+        </w:tabs>
+      </w:pPr>
+      <w:r>
+        <w:t>Заполнить отчет п. 7.</w:t>
       </w:r>
     </w:p>
     <w:p>
@@ -678,7 +656,7 @@
         <w:ind w:firstLine="0"/>
       </w:pPr>
       <w:r>
-        <w:t>Порядок выполнения работы</w:t>
+        <w:t>Содержание отчета</w:t>
       </w:r>
     </w:p>
     <w:p>
@@ -689,7 +667,7 @@
         </w:tabs>
       </w:pPr>
       <w:r>
-        <w:t>Повторить теоретический материал п. 3.1;</w:t>
+        <w:t>Титульный лист;</w:t>
       </w:r>
     </w:p>
     <w:p>
@@ -700,10 +678,7 @@
         </w:tabs>
       </w:pPr>
       <w:r>
-        <w:t>Выполнить анализ и тестирование удобства использования ПО п. 5</w:t>
-      </w:r>
-      <w:r>
-        <w:t>.</w:t>
+        <w:t>Цель работы;</w:t>
       </w:r>
     </w:p>
     <w:p>
@@ -714,7 +689,7 @@
         </w:tabs>
       </w:pPr>
       <w:r>
-        <w:t>Ответить на контрольные вопросы п. 8;</w:t>
+        <w:t>Протокол тестирования удобства использования, со сделанными выводами п 5;</w:t>
       </w:r>
     </w:p>
     <w:p>
@@ -725,7 +700,18 @@
         </w:tabs>
       </w:pPr>
       <w:r>
-        <w:t>Заполнить отчет п. 7.</w:t>
+        <w:t>Ответы на контрольные вопросы п. 6.3;</w:t>
+      </w:r>
+    </w:p>
+    <w:p>
+      <w:pPr>
+        <w:pStyle w:val="2"/>
+        <w:tabs>
+          <w:tab w:val="clear" w:pos="360"/>
+        </w:tabs>
+      </w:pPr>
+      <w:r>
+        <w:t>Вывод по проделанной работе.</w:t>
       </w:r>
     </w:p>
     <w:p>
@@ -737,7 +723,7 @@
         <w:ind w:firstLine="0"/>
       </w:pPr>
       <w:r>
-        <w:t>Содержание отчета</w:t>
+        <w:t>Контрольные вопросы</w:t>
       </w:r>
     </w:p>
     <w:p>
@@ -748,7 +734,7 @@
         </w:tabs>
       </w:pPr>
       <w:r>
-        <w:t>Титульный лист;</w:t>
+        <w:t>Какие основные показатели учитываются при оценке удобства использования ПО?</w:t>
       </w:r>
     </w:p>
     <w:p>
@@ -759,7 +745,7 @@
         </w:tabs>
       </w:pPr>
       <w:r>
-        <w:t>Цель работы;</w:t>
+        <w:t>Что такое "когнитивная нагрузка" и как она влияет на usability ПО?</w:t>
       </w:r>
     </w:p>
     <w:p>
@@ -770,90 +756,7 @@
         </w:tabs>
       </w:pPr>
       <w:r>
-        <w:t>Протокол тестирования удобства использования, со сделанными выводами п 5;</w:t>
-      </w:r>
-    </w:p>
-    <w:p>
-      <w:pPr>
-        <w:pStyle w:val="2"/>
-        <w:tabs>
-          <w:tab w:val="clear" w:pos="360"/>
-        </w:tabs>
-      </w:pPr>
-      <w:r>
-        <w:t>Ответы на контрольные вопросы п. 6.3;</w:t>
-      </w:r>
-    </w:p>
-    <w:p>
-      <w:pPr>
-        <w:pStyle w:val="2"/>
-        <w:tabs>
-          <w:tab w:val="clear" w:pos="360"/>
-        </w:tabs>
-      </w:pPr>
-      <w:r>
-        <w:t>Вывод по проделанной работе.</w:t>
-      </w:r>
-    </w:p>
-    <w:p>
-      <w:pPr>
-        <w:pStyle w:val="1"/>
-        <w:tabs>
-          <w:tab w:val="clear" w:pos="360"/>
-        </w:tabs>
-        <w:ind w:firstLine="0"/>
-      </w:pPr>
-      <w:r>
-        <w:t>Контрольные вопросы</w:t>
-      </w:r>
-    </w:p>
-    <w:p>
-      <w:pPr>
-        <w:pStyle w:val="2"/>
-        <w:tabs>
-          <w:tab w:val="clear" w:pos="360"/>
-        </w:tabs>
-      </w:pPr>
-      <w:r>
-        <w:t>Какие основные показатели учитываются при оценке удобства использования ПО?</w:t>
-      </w:r>
-    </w:p>
-    <w:p>
-      <w:pPr>
-        <w:pStyle w:val="2"/>
-        <w:tabs>
-          <w:tab w:val="clear" w:pos="360"/>
-        </w:tabs>
-      </w:pPr>
-      <w:r>
-        <w:t xml:space="preserve">Что такое "когнитивная нагрузка" и как она влияет на </w:t>
-      </w:r>
-      <w:proofErr w:type="spellStart"/>
-      <w:r>
-        <w:t>usability</w:t>
-      </w:r>
-      <w:proofErr w:type="spellEnd"/>
-      <w:r>
-        <w:t xml:space="preserve"> ПО?</w:t>
-      </w:r>
-    </w:p>
-    <w:p>
-      <w:pPr>
-        <w:pStyle w:val="2"/>
-        <w:tabs>
-          <w:tab w:val="clear" w:pos="360"/>
-        </w:tabs>
-      </w:pPr>
-      <w:r>
-        <w:t xml:space="preserve">Какие преимущества и недостатки существуют у различных методов сбора данных (наблюдение, опросы, интервью) в </w:t>
-      </w:r>
-      <w:proofErr w:type="spellStart"/>
-      <w:r>
-        <w:t>usability</w:t>
-      </w:r>
-      <w:proofErr w:type="spellEnd"/>
-      <w:r>
-        <w:t xml:space="preserve"> тестировании?</w:t>
+        <w:t>Какие преимущества и недостатки существуют у различных методов сбора данных (наблюдение, опросы, интервью) в usability тестировании?</w:t>
       </w:r>
     </w:p>
     <w:p>
@@ -899,16 +802,11 @@
       <w:r>
         <w:t xml:space="preserve"> </w:t>
       </w:r>
-      <w:proofErr w:type="spellStart"/>
       <w:r>
         <w:rPr>
           <w:lang w:val="en-US"/>
         </w:rPr>
         <w:t>isppNN</w:t>
-      </w:r>
-      <w:proofErr w:type="spellEnd"/>
-      <w:r>
-        <w:t>-</w:t>
       </w:r>
       <w:r>
         <w:rPr>
@@ -1051,7 +949,7 @@
           <w:noProof/>
         </w:rPr>
         <w:drawing>
-          <wp:inline distT="0" distB="0" distL="0" distR="0" wp14:anchorId="5D15E885" wp14:editId="0132CA3C">
+          <wp:inline distT="0" distB="0" distL="0" distR="0" wp14:anchorId="5D15E885" wp14:editId="064F0DF9">
             <wp:extent cx="5687986" cy="3333750"/>
             <wp:effectExtent l="0" t="0" r="8255" b="0"/>
             <wp:docPr id="1324153839" name="Рисунок 1" descr="Анкета SUS, по которой мы опрашивали респондентов о мобильном приложении банка"/>
@@ -3119,6 +3017,7 @@
   <w:style w:type="character" w:default="1" w:styleId="a2">
     <w:name w:val="Default Paragraph Font"/>
     <w:uiPriority w:val="1"/>
+    <w:semiHidden/>
     <w:unhideWhenUsed/>
   </w:style>
   <w:style w:type="table" w:default="1" w:styleId="a3">
